--- a/doc/workshop-proposal.docx
+++ b/doc/workshop-proposal.docx
@@ -10,7 +10,7 @@
         <w:t xml:space="preserve">AIといっしょにゲームをつくろう</w:t>
       </w:r>
     </w:p>
-    <w:bookmarkStart w:id="23" w:name="aiといっしょにゲームをつくろう"/>
+    <w:bookmarkStart w:id="28" w:name="aiといっしょにゲームをつくろう"/>
     <w:p>
       <w:pPr>
         <w:pStyle w:val="Heading1"/>
@@ -36,7 +36,7 @@
         <w:rPr>
           <w:rFonts w:hint="eastAsia"/>
         </w:rPr>
-        <w:t xml:space="preserve">の3日間――</w:t>
+        <w:t xml:space="preserve">の1日体験――</w:t>
       </w:r>
     </w:p>
     <w:bookmarkStart w:id="10" w:name="企画趣旨"/>
@@ -141,7 +141,7 @@
         <w:rPr>
           <w:rFonts w:hint="eastAsia"/>
         </w:rPr>
-        <w:t xml:space="preserve">単なるゲーム制作体験ではなく、「どう伝えれば思いどおりに動くのか(言語化)」「AIの作ったものは正しいか(検証)」「思いと違うとき、どこをどう直すか(修正)」を繰り返す探究学習型のワークショップとして実施する。あいまいな指示とくわしい指示で結果がどう変わるかを実験的に比較するなど、AIリテラシーの基礎を「つくる」活動の中で体得することを目指す。</w:t>
+        <w:t xml:space="preserve">単なるゲーム制作体験ではなく、「どう伝えれば思いどおりに動くのか(言語化)」「AIの作ったものは正しいか(検証)」「思いと違うとき、どこをどう直すか(修正)」を1日の中で繰り返す探究学習型のワークショップとして実施する。あいまいな指示とくわしい指示で結果がどう変わるかを実験的に比較するなど、AIリテラシーの基礎を「つくる」活動の中で体得することを目指す。</w:t>
       </w:r>
     </w:p>
     <w:bookmarkEnd w:id="10"/>
@@ -202,21 +202,6 @@
         <w:t xml:space="preserve">Scratch経験は不問(経験者・未経験者が混ざってよい)</w:t>
       </w:r>
     </w:p>
-    <w:p>
-      <w:pPr>
-        <w:pStyle w:val="Compact"/>
-        <w:numPr>
-          <w:ilvl w:val="0"/>
-          <w:numId w:val="1001"/>
-        </w:numPr>
-      </w:pPr>
-      <w:r>
-        <w:rPr>
-          <w:rFonts w:hint="eastAsia"/>
-        </w:rPr>
-        <w:t xml:space="preserve">参加形態:原則として3日間連続参加</w:t>
-      </w:r>
-    </w:p>
     <w:bookmarkEnd w:id="11"/>
     <w:bookmarkStart w:id="12" w:name="実施日時"/>
     <w:p>
@@ -242,7 +227,7 @@
         <w:rPr>
           <w:rFonts w:hint="eastAsia"/>
         </w:rPr>
-        <w:t xml:space="preserve">長期休暇期間中の金・土・日</w:t>
+        <w:t xml:space="preserve">休日または長期休暇期間中の1日</w:t>
       </w:r>
     </w:p>
     <w:p>
@@ -257,10 +242,7 @@
         <w:rPr>
           <w:rFonts w:hint="eastAsia"/>
         </w:rPr>
-        <w:t xml:space="preserve">各日</w:t>
-      </w:r>
-      <w:r>
-        <w:t xml:space="preserve"> 14:00〜16:30</w:t>
+        <w:t xml:space="preserve">13:00〜16:30(3時間30分・途中休憩あり)</w:t>
       </w:r>
     </w:p>
     <w:bookmarkEnd w:id="12"/>
@@ -288,7 +270,7 @@
         <w:rPr>
           <w:rFonts w:hint="eastAsia"/>
         </w:rPr>
-        <w:t xml:space="preserve">会場となる施設(全日程同一会場で実施可能)</w:t>
+        <w:t xml:space="preserve">会場となる施設</w:t>
       </w:r>
     </w:p>
     <w:p>
@@ -403,26 +385,11 @@
         <w:rPr>
           <w:rFonts w:hint="eastAsia"/>
         </w:rPr>
-        <w:t xml:space="preserve">企画シート(「だれのため・どんなゲーム・どんなルール」記入用)、紙、ペン、付箋</w:t>
-      </w:r>
-    </w:p>
-    <w:p>
-      <w:pPr>
-        <w:pStyle w:val="Compact"/>
-        <w:numPr>
-          <w:ilvl w:val="0"/>
-          <w:numId w:val="1004"/>
-        </w:numPr>
-      </w:pPr>
-      <w:r>
-        <w:rPr>
-          <w:rFonts w:hint="eastAsia"/>
-        </w:rPr>
-        <w:t xml:space="preserve">発表用シート</w:t>
+        <w:t xml:space="preserve">ミニ企画シート(「だれのため・どんなゲーム・どんなルール」記入用)、紙、ペン、付箋</w:t>
       </w:r>
     </w:p>
     <w:bookmarkEnd w:id="14"/>
-    <w:bookmarkStart w:id="18" w:name="日間の構成"/>
+    <w:bookmarkStart w:id="23" w:name="日の流れ"/>
     <w:p>
       <w:pPr>
         <w:pStyle w:val="Heading2"/>
@@ -431,30 +398,16 @@
         <w:rPr>
           <w:rFonts w:hint="eastAsia"/>
         </w:rPr>
-        <w:t xml:space="preserve">3日間の構成</w:t>
-      </w:r>
-    </w:p>
-    <w:bookmarkStart w:id="15" w:name="日目aiと出会い伝え方を学ぶ"/>
+        <w:t xml:space="preserve">1日の流れ</w:t>
+      </w:r>
+    </w:p>
+    <w:bookmarkStart w:id="15" w:name="オリエンテーション"/>
     <w:p>
       <w:pPr>
         <w:pStyle w:val="Heading3"/>
       </w:pPr>
       <w:r>
-        <w:rPr>
-          <w:rFonts w:hint="eastAsia"/>
-        </w:rPr>
-        <w:t xml:space="preserve">1日目:AIと出会い、「伝え方」を学ぶ</w:t>
-      </w:r>
-    </w:p>
-    <w:p>
-      <w:pPr>
-        <w:pStyle w:val="FirstParagraph"/>
-      </w:pPr>
-      <w:r>
-        <w:rPr>
-          <w:rFonts w:hint="eastAsia"/>
-        </w:rPr>
-        <w:t xml:space="preserve">テーマ:同じおねがいでも、伝え方で結果が変わる</w:t>
+        <w:t xml:space="preserve">13:00〜13:20 オリエンテーション</w:t>
       </w:r>
     </w:p>
     <w:p>
@@ -469,7 +422,7 @@
         <w:rPr>
           <w:rFonts w:hint="eastAsia"/>
         </w:rPr>
-        <w:t xml:space="preserve">オリエンテーション:「AIといっしょに作る」とはどういうことか</w:t>
+        <w:t xml:space="preserve">「AIといっしょに作る」とはどういうことか(講師デモ:AIがブロックを組み上げていく様子を全員で見る)</w:t>
       </w:r>
     </w:p>
     <w:p>
@@ -487,30 +440,28 @@
         <w:t xml:space="preserve">約束ごとの確認:相手は人間ではなくAIであること、名前や住所を入力しないこと、AIの答えはまちがうこともあること</w:t>
       </w:r>
     </w:p>
-    <w:p>
-      <w:pPr>
-        <w:pStyle w:val="Compact"/>
-        <w:numPr>
-          <w:ilvl w:val="0"/>
-          <w:numId w:val="1005"/>
-        </w:numPr>
-      </w:pPr>
-      <w:r>
-        <w:t xml:space="preserve">Scratch </w:t>
-      </w:r>
-      <w:r>
-        <w:rPr>
-          <w:rFonts w:hint="eastAsia"/>
-        </w:rPr>
-        <w:t xml:space="preserve">ミニ体験:まず自分の手でブロックを2〜3個組んでみる(ブロックの読み方を知る)</w:t>
-      </w:r>
-    </w:p>
-    <w:p>
-      <w:pPr>
-        <w:pStyle w:val="Compact"/>
-        <w:numPr>
-          <w:ilvl w:val="0"/>
-          <w:numId w:val="1005"/>
+    <w:bookmarkEnd w:id="15"/>
+    <w:bookmarkStart w:id="16" w:name="aiと出会い伝え方を実験する"/>
+    <w:p>
+      <w:pPr>
+        <w:pStyle w:val="Heading3"/>
+      </w:pPr>
+      <w:r>
+        <w:t xml:space="preserve">13:20〜13:50 </w:t>
+      </w:r>
+      <w:r>
+        <w:rPr>
+          <w:rFonts w:hint="eastAsia"/>
+        </w:rPr>
+        <w:t xml:space="preserve">AIと出会い、「伝え方」を実験する</w:t>
+      </w:r>
+    </w:p>
+    <w:p>
+      <w:pPr>
+        <w:pStyle w:val="Compact"/>
+        <w:numPr>
+          <w:ilvl w:val="0"/>
+          <w:numId w:val="1006"/>
         </w:numPr>
       </w:pPr>
       <w:r>
@@ -525,7 +476,7 @@
         <w:pStyle w:val="Compact"/>
         <w:numPr>
           <w:ilvl w:val="0"/>
-          <w:numId w:val="1005"/>
+          <w:numId w:val="1006"/>
         </w:numPr>
       </w:pPr>
       <w:r>
@@ -540,7 +491,7 @@
         <w:pStyle w:val="Compact"/>
         <w:numPr>
           <w:ilvl w:val="1"/>
-          <w:numId w:val="1006"/>
+          <w:numId w:val="1007"/>
         </w:numPr>
       </w:pPr>
       <w:r>
@@ -555,120 +506,53 @@
         <w:pStyle w:val="Compact"/>
         <w:numPr>
           <w:ilvl w:val="1"/>
-          <w:numId w:val="1006"/>
-        </w:numPr>
-      </w:pPr>
-      <w:r>
-        <w:rPr>
-          <w:rFonts w:hint="eastAsia"/>
-        </w:rPr>
-        <w:t xml:space="preserve">「うまく伝わる言葉」をグループで出し合い、付箋で「伝え方のコツ」マップを作る</w:t>
-      </w:r>
-    </w:p>
-    <w:p>
-      <w:pPr>
-        <w:pStyle w:val="Compact"/>
-        <w:numPr>
-          <w:ilvl w:val="0"/>
-          <w:numId w:val="1005"/>
-        </w:numPr>
-      </w:pPr>
-      <w:r>
-        <w:rPr>
-          <w:rFonts w:hint="eastAsia"/>
-        </w:rPr>
-        <w:t xml:space="preserve">共有とふりかえり:今日いちばん「伝わった」と感じた瞬間は?</w:t>
-      </w:r>
-    </w:p>
-    <w:bookmarkEnd w:id="15"/>
-    <w:bookmarkStart w:id="16" w:name="日目自分のゲームを企画してaiと作る"/>
+          <w:numId w:val="1007"/>
+        </w:numPr>
+      </w:pPr>
+      <w:r>
+        <w:rPr>
+          <w:rFonts w:hint="eastAsia"/>
+        </w:rPr>
+        <w:t xml:space="preserve">「うまく伝わる言葉」を出し合い、ホワイトボードに「伝え方のコツ」としてまとめる</w:t>
+      </w:r>
+    </w:p>
+    <w:bookmarkEnd w:id="16"/>
+    <w:bookmarkStart w:id="17" w:name="休憩"/>
     <w:p>
       <w:pPr>
         <w:pStyle w:val="Heading3"/>
       </w:pPr>
       <w:r>
-        <w:rPr>
-          <w:rFonts w:hint="eastAsia"/>
-        </w:rPr>
-        <w:t xml:space="preserve">2日目:自分のゲームを企画して、AIと作る</w:t>
-      </w:r>
-    </w:p>
-    <w:p>
-      <w:pPr>
-        <w:pStyle w:val="FirstParagraph"/>
-      </w:pPr>
-      <w:r>
-        <w:rPr>
-          <w:rFonts w:hint="eastAsia"/>
-        </w:rPr>
-        <w:t xml:space="preserve">テーマ:だれのために、どんなゲームを作るか</w:t>
-      </w:r>
-    </w:p>
-    <w:p>
-      <w:pPr>
-        <w:pStyle w:val="Compact"/>
-        <w:numPr>
-          <w:ilvl w:val="0"/>
-          <w:numId w:val="1007"/>
-        </w:numPr>
-      </w:pPr>
-      <w:r>
-        <w:rPr>
-          <w:rFonts w:hint="eastAsia"/>
-        </w:rPr>
-        <w:t xml:space="preserve">前日の「伝え方のコツ」のふりかえり</w:t>
-      </w:r>
-    </w:p>
-    <w:p>
-      <w:pPr>
-        <w:pStyle w:val="Compact"/>
-        <w:numPr>
-          <w:ilvl w:val="0"/>
-          <w:numId w:val="1007"/>
-        </w:numPr>
-      </w:pPr>
-      <w:r>
-        <w:rPr>
-          <w:rFonts w:hint="eastAsia"/>
-        </w:rPr>
-        <w:t xml:space="preserve">企画シート記入:だれのため(友だち・家族・施設に来る人)/どんなゲーム/ルールと終わり方</w:t>
-      </w:r>
-    </w:p>
-    <w:p>
-      <w:pPr>
-        <w:pStyle w:val="Compact"/>
-        <w:numPr>
-          <w:ilvl w:val="0"/>
-          <w:numId w:val="1007"/>
-        </w:numPr>
-      </w:pPr>
-      <w:r>
-        <w:rPr>
-          <w:rFonts w:hint="eastAsia"/>
-        </w:rPr>
-        <w:t xml:space="preserve">制作例の紹介:追いかけっこゲーム、キャッチゲーム、クイズ、ブロック崩し、シューティング</w:t>
-      </w:r>
-    </w:p>
-    <w:p>
-      <w:pPr>
-        <w:pStyle w:val="Compact"/>
-        <w:numPr>
-          <w:ilvl w:val="0"/>
-          <w:numId w:val="1007"/>
-        </w:numPr>
-      </w:pPr>
-      <w:r>
-        <w:rPr>
-          <w:rFonts w:hint="eastAsia"/>
-        </w:rPr>
-        <w:t xml:space="preserve">AIとの共同制作(メイン活動):</w:t>
-      </w:r>
-    </w:p>
-    <w:p>
-      <w:pPr>
-        <w:pStyle w:val="Compact"/>
-        <w:numPr>
-          <w:ilvl w:val="1"/>
+        <w:t xml:space="preserve">13:50〜14:00 </w:t>
+      </w:r>
+      <w:r>
+        <w:rPr>
+          <w:rFonts w:hint="eastAsia"/>
+        </w:rPr>
+        <w:t xml:space="preserve">休憩</w:t>
+      </w:r>
+    </w:p>
+    <w:bookmarkEnd w:id="17"/>
+    <w:bookmarkStart w:id="18" w:name="ミニ企画"/>
+    <w:p>
+      <w:pPr>
+        <w:pStyle w:val="Heading3"/>
+      </w:pPr>
+      <w:r>
+        <w:t xml:space="preserve">14:00〜14:15 </w:t>
+      </w:r>
+      <w:r>
+        <w:rPr>
+          <w:rFonts w:hint="eastAsia"/>
+        </w:rPr>
+        <w:t xml:space="preserve">ミニ企画</w:t>
+      </w:r>
+    </w:p>
+    <w:p>
+      <w:pPr>
+        <w:pStyle w:val="Compact"/>
+        <w:numPr>
+          <w:ilvl w:val="0"/>
           <w:numId w:val="1008"/>
         </w:numPr>
       </w:pPr>
@@ -676,6 +560,67 @@
         <w:rPr>
           <w:rFonts w:hint="eastAsia"/>
         </w:rPr>
+        <w:t xml:space="preserve">ミニ企画シート記入:だれのため/どんなゲーム/ルールと終わり方</w:t>
+      </w:r>
+    </w:p>
+    <w:p>
+      <w:pPr>
+        <w:pStyle w:val="Compact"/>
+        <w:numPr>
+          <w:ilvl w:val="0"/>
+          <w:numId w:val="1008"/>
+        </w:numPr>
+      </w:pPr>
+      <w:r>
+        <w:rPr>
+          <w:rFonts w:hint="eastAsia"/>
+        </w:rPr>
+        <w:t xml:space="preserve">制作例の紹介:追いかけっこゲーム、キャッチゲーム、クイズ、シューティング</w:t>
+      </w:r>
+    </w:p>
+    <w:p>
+      <w:pPr>
+        <w:pStyle w:val="Compact"/>
+        <w:numPr>
+          <w:ilvl w:val="0"/>
+          <w:numId w:val="1008"/>
+        </w:numPr>
+      </w:pPr>
+      <w:r>
+        <w:rPr>
+          <w:rFonts w:hint="eastAsia"/>
+        </w:rPr>
+        <w:t xml:space="preserve">※1日で完成させるため、「スプライト2〜3個・ルール1つ」の小さなゲームを推奨する</w:t>
+      </w:r>
+    </w:p>
+    <w:bookmarkEnd w:id="18"/>
+    <w:bookmarkStart w:id="19" w:name="aiとの共同制作途中で適宜小休憩"/>
+    <w:p>
+      <w:pPr>
+        <w:pStyle w:val="Heading3"/>
+      </w:pPr>
+      <w:r>
+        <w:t xml:space="preserve">14:15〜15:30 </w:t>
+      </w:r>
+      <w:r>
+        <w:rPr>
+          <w:rFonts w:hint="eastAsia"/>
+        </w:rPr>
+        <w:t xml:space="preserve">AIとの共同制作(途中で適宜小休憩)</w:t>
+      </w:r>
+    </w:p>
+    <w:p>
+      <w:pPr>
+        <w:pStyle w:val="Compact"/>
+        <w:numPr>
+          <w:ilvl w:val="0"/>
+          <w:numId w:val="1009"/>
+        </w:numPr>
+      </w:pPr>
+      <w:r>
+        <w:rPr>
+          <w:rFonts w:hint="eastAsia"/>
+        </w:rPr>
         <w:t xml:space="preserve">企画を「AIへの伝え方」に翻訳して指示する</w:t>
       </w:r>
     </w:p>
@@ -683,8 +628,8 @@
       <w:pPr>
         <w:pStyle w:val="Compact"/>
         <w:numPr>
-          <w:ilvl w:val="1"/>
-          <w:numId w:val="1008"/>
+          <w:ilvl w:val="0"/>
+          <w:numId w:val="1009"/>
         </w:numPr>
       </w:pPr>
       <w:r>
@@ -712,8 +657,8 @@
       <w:pPr>
         <w:pStyle w:val="Compact"/>
         <w:numPr>
-          <w:ilvl w:val="1"/>
-          <w:numId w:val="1008"/>
+          <w:ilvl w:val="0"/>
+          <w:numId w:val="1009"/>
         </w:numPr>
       </w:pPr>
       <w:r>
@@ -728,120 +673,37 @@
         <w:pStyle w:val="Compact"/>
         <w:numPr>
           <w:ilvl w:val="0"/>
-          <w:numId w:val="1007"/>
-        </w:numPr>
-      </w:pPr>
-      <w:r>
-        <w:rPr>
-          <w:rFonts w:hint="eastAsia"/>
-        </w:rPr>
-        <w:t xml:space="preserve">中間発表:何を作っているか、AIへの「いちばん効いた指示」は何だったか</w:t>
-      </w:r>
-    </w:p>
-    <w:p>
-      <w:pPr>
-        <w:pStyle w:val="Compact"/>
-        <w:numPr>
-          <w:ilvl w:val="0"/>
-          <w:numId w:val="1007"/>
-        </w:numPr>
-      </w:pPr>
-      <w:r>
-        <w:rPr>
-          <w:rFonts w:hint="eastAsia"/>
-        </w:rPr>
-        <w:t xml:space="preserve">作品の途中保存(sb3ファイルでエクスポート)</w:t>
-      </w:r>
-    </w:p>
-    <w:bookmarkEnd w:id="16"/>
-    <w:bookmarkStart w:id="17" w:name="日目仕上げて遊び合い発表する"/>
+          <w:numId w:val="1009"/>
+        </w:numPr>
+      </w:pPr>
+      <w:r>
+        <w:rPr>
+          <w:rFonts w:hint="eastAsia"/>
+        </w:rPr>
+        <w:t xml:space="preserve">スタッフは「答え」ではなく「AIへの伝え方のヒント」で支援する</w:t>
+      </w:r>
+    </w:p>
+    <w:bookmarkEnd w:id="19"/>
+    <w:bookmarkStart w:id="20" w:name="テストプレイ大会"/>
     <w:p>
       <w:pPr>
         <w:pStyle w:val="Heading3"/>
       </w:pPr>
       <w:r>
-        <w:rPr>
-          <w:rFonts w:hint="eastAsia"/>
-        </w:rPr>
-        <w:t xml:space="preserve">3日目:仕上げて、遊び合い、発表する</w:t>
-      </w:r>
-    </w:p>
-    <w:p>
-      <w:pPr>
-        <w:pStyle w:val="FirstParagraph"/>
-      </w:pPr>
-      <w:r>
-        <w:rPr>
-          <w:rFonts w:hint="eastAsia"/>
-        </w:rPr>
-        <w:t xml:space="preserve">テーマ:作品とAIとの「やりとり」を言葉にする</w:t>
-      </w:r>
-    </w:p>
-    <w:p>
-      <w:pPr>
-        <w:pStyle w:val="Compact"/>
-        <w:numPr>
-          <w:ilvl w:val="0"/>
-          <w:numId w:val="1009"/>
-        </w:numPr>
-      </w:pPr>
-      <w:r>
-        <w:rPr>
-          <w:rFonts w:hint="eastAsia"/>
-        </w:rPr>
-        <w:t xml:space="preserve">仕上げ制作:タイトル画面、音、スコア、むずかしさ調整</w:t>
-      </w:r>
-    </w:p>
-    <w:p>
-      <w:pPr>
-        <w:pStyle w:val="Compact"/>
-        <w:numPr>
-          <w:ilvl w:val="0"/>
-          <w:numId w:val="1009"/>
-        </w:numPr>
-      </w:pPr>
-      <w:r>
-        <w:rPr>
-          <w:rFonts w:hint="eastAsia"/>
-        </w:rPr>
-        <w:t xml:space="preserve">テストプレイ大会:席を移動してお互いの作品を遊び合い、付箋でフィードバック</w:t>
-      </w:r>
-    </w:p>
-    <w:p>
-      <w:pPr>
-        <w:pStyle w:val="Compact"/>
-        <w:numPr>
-          <w:ilvl w:val="0"/>
-          <w:numId w:val="1009"/>
-        </w:numPr>
-      </w:pPr>
-      <w:r>
-        <w:rPr>
-          <w:rFonts w:hint="eastAsia"/>
-        </w:rPr>
-        <w:t xml:space="preserve">フィードバックをもとに最終調整(直し方をAIに相談してもよい)</w:t>
-      </w:r>
-    </w:p>
-    <w:p>
-      <w:pPr>
-        <w:pStyle w:val="Compact"/>
-        <w:numPr>
-          <w:ilvl w:val="0"/>
-          <w:numId w:val="1009"/>
-        </w:numPr>
-      </w:pPr>
-      <w:r>
-        <w:rPr>
-          <w:rFonts w:hint="eastAsia"/>
-        </w:rPr>
-        <w:t xml:space="preserve">ふりかえり発表(1人2〜3分):</w:t>
-      </w:r>
-    </w:p>
-    <w:p>
-      <w:pPr>
-        <w:pStyle w:val="Compact"/>
-        <w:numPr>
-          <w:ilvl w:val="1"/>
+        <w:t xml:space="preserve">15:30〜15:50 </w:t>
+      </w:r>
+      <w:r>
+        <w:rPr>
+          <w:rFonts w:hint="eastAsia"/>
+        </w:rPr>
+        <w:t xml:space="preserve">テストプレイ大会</w:t>
+      </w:r>
+    </w:p>
+    <w:p>
+      <w:pPr>
+        <w:pStyle w:val="Compact"/>
+        <w:numPr>
+          <w:ilvl w:val="0"/>
           <w:numId w:val="1010"/>
         </w:numPr>
       </w:pPr>
@@ -849,6 +711,52 @@
         <w:rPr>
           <w:rFonts w:hint="eastAsia"/>
         </w:rPr>
+        <w:t xml:space="preserve">席を移動してお互いの作品を遊び合い、付箋でフィードバック</w:t>
+      </w:r>
+    </w:p>
+    <w:p>
+      <w:pPr>
+        <w:pStyle w:val="Compact"/>
+        <w:numPr>
+          <w:ilvl w:val="0"/>
+          <w:numId w:val="1010"/>
+        </w:numPr>
+      </w:pPr>
+      <w:r>
+        <w:rPr>
+          <w:rFonts w:hint="eastAsia"/>
+        </w:rPr>
+        <w:t xml:space="preserve">時間内で直せるものは最終調整(直し方をAIに相談してもよい)</w:t>
+      </w:r>
+    </w:p>
+    <w:bookmarkEnd w:id="20"/>
+    <w:bookmarkStart w:id="21" w:name="ふりかえり発表1人12分"/>
+    <w:p>
+      <w:pPr>
+        <w:pStyle w:val="Heading3"/>
+      </w:pPr>
+      <w:r>
+        <w:t xml:space="preserve">15:50〜16:20 </w:t>
+      </w:r>
+      <w:r>
+        <w:rPr>
+          <w:rFonts w:hint="eastAsia"/>
+        </w:rPr>
+        <w:t xml:space="preserve">ふりかえり発表(1人1〜2分)</w:t>
+      </w:r>
+    </w:p>
+    <w:p>
+      <w:pPr>
+        <w:pStyle w:val="Compact"/>
+        <w:numPr>
+          <w:ilvl w:val="0"/>
+          <w:numId w:val="1011"/>
+        </w:numPr>
+      </w:pPr>
+      <w:r>
+        <w:rPr>
+          <w:rFonts w:hint="eastAsia"/>
+        </w:rPr>
         <w:t xml:space="preserve">どんなゲームを作ったか(実演)</w:t>
       </w:r>
     </w:p>
@@ -856,8 +764,8 @@
       <w:pPr>
         <w:pStyle w:val="Compact"/>
         <w:numPr>
-          <w:ilvl w:val="1"/>
-          <w:numId w:val="1010"/>
+          <w:ilvl w:val="0"/>
+          <w:numId w:val="1011"/>
         </w:numPr>
       </w:pPr>
       <w:r>
@@ -871,8 +779,8 @@
       <w:pPr>
         <w:pStyle w:val="Compact"/>
         <w:numPr>
-          <w:ilvl w:val="1"/>
-          <w:numId w:val="1010"/>
+          <w:ilvl w:val="0"/>
+          <w:numId w:val="1011"/>
         </w:numPr>
       </w:pPr>
       <w:r>
@@ -886,35 +794,66 @@
       <w:pPr>
         <w:pStyle w:val="Compact"/>
         <w:numPr>
-          <w:ilvl w:val="1"/>
-          <w:numId w:val="1010"/>
-        </w:numPr>
-      </w:pPr>
-      <w:r>
-        <w:rPr>
-          <w:rFonts w:hint="eastAsia"/>
-        </w:rPr>
-        <w:t xml:space="preserve">AIと一緒に作ってみて、AIは「何が得意で何が苦手」だと思ったか</w:t>
-      </w:r>
-    </w:p>
-    <w:p>
-      <w:pPr>
-        <w:pStyle w:val="Compact"/>
-        <w:numPr>
-          <w:ilvl w:val="0"/>
-          <w:numId w:val="1009"/>
-        </w:numPr>
-      </w:pPr>
-      <w:r>
-        <w:rPr>
-          <w:rFonts w:hint="eastAsia"/>
-        </w:rPr>
-        <w:t xml:space="preserve">作品の持ち帰り:sb3ファイルを配布(家庭のScratchでも開ける)</w:t>
-      </w:r>
-    </w:p>
-    <w:bookmarkEnd w:id="17"/>
-    <w:bookmarkEnd w:id="18"/>
-    <w:bookmarkStart w:id="19" w:name="期待される学び"/>
+          <w:ilvl w:val="0"/>
+          <w:numId w:val="1011"/>
+        </w:numPr>
+      </w:pPr>
+      <w:r>
+        <w:rPr>
+          <w:rFonts w:hint="eastAsia"/>
+        </w:rPr>
+        <w:t xml:space="preserve">AIは「何が得意で何が苦手」だと思ったか</w:t>
+      </w:r>
+    </w:p>
+    <w:bookmarkEnd w:id="21"/>
+    <w:bookmarkStart w:id="22" w:name="まとめ持ち帰り"/>
+    <w:p>
+      <w:pPr>
+        <w:pStyle w:val="Heading3"/>
+      </w:pPr>
+      <w:r>
+        <w:t xml:space="preserve">16:20〜16:30 </w:t>
+      </w:r>
+      <w:r>
+        <w:rPr>
+          <w:rFonts w:hint="eastAsia"/>
+        </w:rPr>
+        <w:t xml:space="preserve">まとめ・持ち帰り</w:t>
+      </w:r>
+    </w:p>
+    <w:p>
+      <w:pPr>
+        <w:pStyle w:val="Compact"/>
+        <w:numPr>
+          <w:ilvl w:val="0"/>
+          <w:numId w:val="1012"/>
+        </w:numPr>
+      </w:pPr>
+      <w:r>
+        <w:rPr>
+          <w:rFonts w:hint="eastAsia"/>
+        </w:rPr>
+        <w:t xml:space="preserve">作品をsb3ファイルでエクスポートして配布(家庭のScratchでも開ける)</w:t>
+      </w:r>
+    </w:p>
+    <w:p>
+      <w:pPr>
+        <w:pStyle w:val="Compact"/>
+        <w:numPr>
+          <w:ilvl w:val="0"/>
+          <w:numId w:val="1012"/>
+        </w:numPr>
+      </w:pPr>
+      <w:r>
+        <w:rPr>
+          <w:rFonts w:hint="eastAsia"/>
+        </w:rPr>
+        <w:t xml:space="preserve">家庭で続きを作る場合の注意(AI利用は保護者と一緒に)を案内</w:t>
+      </w:r>
+    </w:p>
+    <w:bookmarkEnd w:id="22"/>
+    <w:bookmarkEnd w:id="23"/>
+    <w:bookmarkStart w:id="24" w:name="期待される学び"/>
     <w:p>
       <w:pPr>
         <w:pStyle w:val="Heading2"/>
@@ -931,7 +870,7 @@
         <w:pStyle w:val="Compact"/>
         <w:numPr>
           <w:ilvl w:val="0"/>
-          <w:numId w:val="1011"/>
+          <w:numId w:val="1013"/>
         </w:numPr>
       </w:pPr>
       <w:r>
@@ -954,7 +893,7 @@
         <w:pStyle w:val="Compact"/>
         <w:numPr>
           <w:ilvl w:val="0"/>
-          <w:numId w:val="1011"/>
+          <w:numId w:val="1013"/>
         </w:numPr>
       </w:pPr>
       <w:r>
@@ -977,7 +916,7 @@
         <w:pStyle w:val="Compact"/>
         <w:numPr>
           <w:ilvl w:val="0"/>
-          <w:numId w:val="1011"/>
+          <w:numId w:val="1013"/>
         </w:numPr>
       </w:pPr>
       <w:r>
@@ -1000,7 +939,7 @@
         <w:pStyle w:val="Compact"/>
         <w:numPr>
           <w:ilvl w:val="0"/>
-          <w:numId w:val="1011"/>
+          <w:numId w:val="1013"/>
         </w:numPr>
       </w:pPr>
       <w:r>
@@ -1023,7 +962,7 @@
         <w:pStyle w:val="Compact"/>
         <w:numPr>
           <w:ilvl w:val="0"/>
-          <w:numId w:val="1011"/>
+          <w:numId w:val="1013"/>
         </w:numPr>
       </w:pPr>
       <w:r>
@@ -1041,8 +980,8 @@
         <w:t xml:space="preserve">:制作物だけでなく「AIとのやりとりの工夫」というプロセスを言葉で共有する経験</w:t>
       </w:r>
     </w:p>
-    <w:bookmarkEnd w:id="19"/>
-    <w:bookmarkStart w:id="20" w:name="安全管理上の考え方"/>
+    <w:bookmarkEnd w:id="24"/>
+    <w:bookmarkStart w:id="25" w:name="安全管理上の考え方"/>
     <w:p>
       <w:pPr>
         <w:pStyle w:val="Heading2"/>
@@ -1059,7 +998,7 @@
         <w:pStyle w:val="Compact"/>
         <w:numPr>
           <w:ilvl w:val="0"/>
-          <w:numId w:val="1012"/>
+          <w:numId w:val="1014"/>
         </w:numPr>
       </w:pPr>
       <w:r>
@@ -1088,7 +1027,7 @@
         <w:pStyle w:val="Compact"/>
         <w:numPr>
           <w:ilvl w:val="0"/>
-          <w:numId w:val="1012"/>
+          <w:numId w:val="1014"/>
         </w:numPr>
       </w:pPr>
       <w:r>
@@ -1098,15 +1037,15 @@
         <w:rPr>
           <w:rFonts w:hint="eastAsia"/>
         </w:rPr>
-        <w:t xml:space="preserve">は初回起動時に「相手はAIであること」「個人情報を入力しないこと」「AIの答えはまちがうことがあること」を子ども向けに表示する設計になっており、初日のオリエンテーションでも口頭で再確認する</w:t>
-      </w:r>
-    </w:p>
-    <w:p>
-      <w:pPr>
-        <w:pStyle w:val="Compact"/>
-        <w:numPr>
-          <w:ilvl w:val="0"/>
-          <w:numId w:val="1012"/>
+        <w:t xml:space="preserve">は初回起動時に「相手はAIであること」「個人情報を入力しないこと」「AIの答えはまちがうことがあること」を子ども向けに表示する設計になっており、オリエンテーションでも口頭で再確認する</w:t>
+      </w:r>
+    </w:p>
+    <w:p>
+      <w:pPr>
+        <w:pStyle w:val="Compact"/>
+        <w:numPr>
+          <w:ilvl w:val="0"/>
+          <w:numId w:val="1014"/>
         </w:numPr>
       </w:pPr>
       <w:r>
@@ -1121,7 +1060,7 @@
         <w:pStyle w:val="Compact"/>
         <w:numPr>
           <w:ilvl w:val="0"/>
-          <w:numId w:val="1012"/>
+          <w:numId w:val="1014"/>
         </w:numPr>
       </w:pPr>
       <w:r>
@@ -1136,7 +1075,7 @@
         <w:pStyle w:val="Compact"/>
         <w:numPr>
           <w:ilvl w:val="0"/>
-          <w:numId w:val="1012"/>
+          <w:numId w:val="1014"/>
         </w:numPr>
       </w:pPr>
       <w:r>
@@ -1146,8 +1085,8 @@
         <w:t xml:space="preserve">写真撮影・作品公開の可否は保護者同意書で個別に確認する</w:t>
       </w:r>
     </w:p>
-    <w:bookmarkEnd w:id="20"/>
-    <w:bookmarkStart w:id="21" w:name="ネットワークaiサービスに支障がある場合の代替案"/>
+    <w:bookmarkEnd w:id="25"/>
+    <w:bookmarkStart w:id="26" w:name="ネットワークaiサービスに支障がある場合の代替案"/>
     <w:p>
       <w:pPr>
         <w:pStyle w:val="Heading2"/>
@@ -1164,7 +1103,7 @@
         <w:pStyle w:val="Compact"/>
         <w:numPr>
           <w:ilvl w:val="0"/>
-          <w:numId w:val="1013"/>
+          <w:numId w:val="1015"/>
         </w:numPr>
       </w:pPr>
       <w:r>
@@ -1179,7 +1118,7 @@
         <w:pStyle w:val="Compact"/>
         <w:numPr>
           <w:ilvl w:val="0"/>
-          <w:numId w:val="1013"/>
+          <w:numId w:val="1015"/>
         </w:numPr>
       </w:pPr>
       <w:r>
@@ -1194,7 +1133,7 @@
         <w:pStyle w:val="Compact"/>
         <w:numPr>
           <w:ilvl w:val="0"/>
-          <w:numId w:val="1013"/>
+          <w:numId w:val="1015"/>
         </w:numPr>
       </w:pPr>
       <w:r>
@@ -1204,8 +1143,8 @@
         <w:t xml:space="preserve">共有APIキーが利用上限に達した場合:予備キーに切り替える(上限額は事前に1日あたりの想定利用量から設定する)</w:t>
       </w:r>
     </w:p>
-    <w:bookmarkEnd w:id="21"/>
-    <w:bookmarkStart w:id="22" w:name="運営メモ"/>
+    <w:bookmarkEnd w:id="26"/>
+    <w:bookmarkStart w:id="27" w:name="運営メモ"/>
     <w:p>
       <w:pPr>
         <w:pStyle w:val="Heading2"/>
@@ -1222,7 +1161,7 @@
         <w:pStyle w:val="Compact"/>
         <w:numPr>
           <w:ilvl w:val="0"/>
-          <w:numId w:val="1014"/>
+          <w:numId w:val="1016"/>
         </w:numPr>
       </w:pPr>
       <w:r>
@@ -1237,15 +1176,15 @@
         <w:rPr>
           <w:rFonts w:hint="eastAsia"/>
         </w:rPr>
-        <w:t xml:space="preserve">:試用モードの実績ベースで、AI利用料は1人1日あたり数十円〜百円程度(低コストモデル利用時)。12名×3日でも数千円規模に収まる見込み</w:t>
-      </w:r>
-    </w:p>
-    <w:p>
-      <w:pPr>
-        <w:pStyle w:val="Compact"/>
-        <w:numPr>
-          <w:ilvl w:val="0"/>
-          <w:numId w:val="1014"/>
+        <w:t xml:space="preserve">:試用モードの実績ベースで、AI利用料は1人あたり数十円〜百円程度(低コストモデル利用時)。12名でも千円台に収まる見込み</w:t>
+      </w:r>
+    </w:p>
+    <w:p>
+      <w:pPr>
+        <w:pStyle w:val="Compact"/>
+        <w:numPr>
+          <w:ilvl w:val="0"/>
+          <w:numId w:val="1016"/>
         </w:numPr>
       </w:pPr>
       <w:r>
@@ -1266,8 +1205,31 @@
         <w:t xml:space="preserve">にはAIにブロックを組ませず相談相手としてだけ使うモードがあり、「まずヒントだけもらって自分で組む」など、学年や経験に応じた難易度調整に使える</w:t>
       </w:r>
     </w:p>
-    <w:bookmarkEnd w:id="22"/>
-    <w:bookmarkEnd w:id="23"/>
+    <w:p>
+      <w:pPr>
+        <w:pStyle w:val="Compact"/>
+        <w:numPr>
+          <w:ilvl w:val="0"/>
+          <w:numId w:val="1016"/>
+        </w:numPr>
+      </w:pPr>
+      <w:r>
+        <w:rPr>
+          <w:rFonts w:hint="eastAsia"/>
+          <w:b/>
+          <w:bCs/>
+        </w:rPr>
+        <w:t xml:space="preserve">時間が余った参加者向けの発展課題</w:t>
+      </w:r>
+      <w:r>
+        <w:rPr>
+          <w:rFonts w:hint="eastAsia"/>
+        </w:rPr>
+        <w:t xml:space="preserve">:音や背景の追加、2人対戦化、スコアのハイスコア記録などを掲示しておく</w:t>
+      </w:r>
+    </w:p>
+    <w:bookmarkEnd w:id="27"/>
+    <w:bookmarkEnd w:id="28"/>
     <w:sectPr>
       <w:footnotePr>
         <w:numRestart w:val="eachSect"/>
@@ -1524,6 +1486,12 @@
     <w:abstractNumId w:val="991"/>
   </w:num>
   <w:num w:numId="1014">
+    <w:abstractNumId w:val="991"/>
+  </w:num>
+  <w:num w:numId="1015">
+    <w:abstractNumId w:val="991"/>
+  </w:num>
+  <w:num w:numId="1016">
     <w:abstractNumId w:val="991"/>
   </w:num>
 </w:numbering>

--- a/doc/workshop-proposal.docx
+++ b/doc/workshop-proposal.docx
@@ -169,7 +169,7 @@
         <w:rPr>
           <w:rFonts w:hint="eastAsia"/>
         </w:rPr>
-        <w:t xml:space="preserve">小学4年生〜中学生</w:t>
+        <w:t xml:space="preserve">小学4年生〜小学6年生</w:t>
       </w:r>
     </w:p>
     <w:p>
